--- a/Unidad 02 - Terraform con Docker y Vagrant/U02_04_actividades_entregables.docx
+++ b/Unidad 02 - Terraform con Docker y Vagrant/U02_04_actividades_entregables.docx
@@ -72,12 +72,12 @@
           <wp:inline distB="114300" distT="114300" distL="114300" distR="114300">
             <wp:extent cx="447675" cy="57150"/>
             <wp:effectExtent b="0" l="0" r="0" t="0"/>
-            <wp:docPr descr="short line" id="3" name="image4.png"/>
+            <wp:docPr descr="short line" id="3" name="image3.png"/>
             <a:graphic>
               <a:graphicData uri="http://schemas.openxmlformats.org/drawingml/2006/picture">
                 <pic:pic>
                   <pic:nvPicPr>
-                    <pic:cNvPr descr="short line" id="0" name="image4.png"/>
+                    <pic:cNvPr descr="short line" id="0" name="image3.png"/>
                     <pic:cNvPicPr preferRelativeResize="0"/>
                   </pic:nvPicPr>
                   <pic:blipFill>
@@ -251,12 +251,12 @@
           <wp:inline distB="114300" distT="114300" distL="114300" distR="114300">
             <wp:extent cx="6120000" cy="444500"/>
             <wp:effectExtent b="0" l="0" r="0" t="0"/>
-            <wp:docPr id="2" name="image1.png"/>
+            <wp:docPr id="2" name="image2.png"/>
             <a:graphic>
               <a:graphicData uri="http://schemas.openxmlformats.org/drawingml/2006/picture">
                 <pic:pic>
                   <pic:nvPicPr>
-                    <pic:cNvPr id="0" name="image1.png"/>
+                    <pic:cNvPr id="0" name="image2.png"/>
                     <pic:cNvPicPr preferRelativeResize="0"/>
                   </pic:nvPicPr>
                   <pic:blipFill>
@@ -325,7 +325,7 @@
           <w:szCs w:val="32"/>
           <w:rtl w:val="0"/>
         </w:rPr>
-        <w:t xml:space="preserve">Actualizado Noviembre 2025</w:t>
+        <w:t xml:space="preserve">Actualizado Marzo 2026</w:t>
       </w:r>
     </w:p>
     <w:p>
@@ -411,12 +411,12 @@
             <wp:extent cx="922564" cy="322898"/>
             <wp:effectExtent b="0" l="0" r="0" t="0"/>
             <wp:wrapSquare wrapText="bothSides" distB="57150" distT="57150" distL="57150" distR="57150"/>
-            <wp:docPr id="1" name="image2.png"/>
+            <wp:docPr id="1" name="image1.png"/>
             <a:graphic>
               <a:graphicData uri="http://schemas.openxmlformats.org/drawingml/2006/picture">
                 <pic:pic>
                   <pic:nvPicPr>
-                    <pic:cNvPr id="0" name="image2.png"/>
+                    <pic:cNvPr id="0" name="image1.png"/>
                     <pic:cNvPicPr preferRelativeResize="0"/>
                   </pic:nvPicPr>
                   <pic:blipFill>
@@ -674,7 +674,7 @@
     </w:p>
     <w:sdt>
       <w:sdtPr>
-        <w:id w:val="1972528683"/>
+        <w:id w:val="484968247"/>
         <w:docPartObj>
           <w:docPartGallery w:val="Table of Contents"/>
           <w:docPartUnique w:val="1"/>
@@ -689,10 +689,17 @@
             <w:spacing w:after="0" w:before="60" w:lineRule="auto"/>
             <w:jc w:val="left"/>
             <w:rPr>
+              <w:rFonts w:ascii="Verdana" w:cs="Verdana" w:eastAsia="Verdana" w:hAnsi="Verdana"/>
               <w:b w:val="1"/>
               <w:bCs w:val="1"/>
+              <w:i w:val="0"/>
+              <w:iCs w:val="0"/>
+              <w:smallCaps w:val="0"/>
+              <w:strike w:val="0"/>
               <w:color w:val="000000"/>
               <w:u w:val="none"/>
+              <w:shd w:fill="auto" w:val="clear"/>
+              <w:vertAlign w:val="baseline"/>
             </w:rPr>
           </w:pPr>
           <w:r>
@@ -703,15 +710,22 @@
           <w:hyperlink w:anchor="_dbh0n1vac4c8">
             <w:r>
               <w:rPr>
+                <w:rFonts w:ascii="Verdana" w:cs="Verdana" w:eastAsia="Verdana" w:hAnsi="Verdana"/>
                 <w:b w:val="1"/>
                 <w:bCs w:val="1"/>
+                <w:i w:val="0"/>
+                <w:iCs w:val="0"/>
+                <w:smallCaps w:val="0"/>
+                <w:strike w:val="0"/>
                 <w:color w:val="000000"/>
                 <w:u w:val="none"/>
+                <w:shd w:fill="auto" w:val="clear"/>
+                <w:vertAlign w:val="baseline"/>
                 <w:rtl w:val="0"/>
               </w:rPr>
               <w:t xml:space="preserve">1. Introducción</w:t>
               <w:tab/>
-              <w:t xml:space="preserve">2</w:t>
+              <w:t xml:space="preserve">3</w:t>
             </w:r>
           </w:hyperlink>
           <w:r>
@@ -728,22 +742,84 @@
             <w:spacing w:after="0" w:before="60" w:lineRule="auto"/>
             <w:jc w:val="left"/>
             <w:rPr>
+              <w:rFonts w:ascii="Verdana" w:cs="Verdana" w:eastAsia="Verdana" w:hAnsi="Verdana"/>
               <w:b w:val="1"/>
               <w:bCs w:val="1"/>
+              <w:i w:val="0"/>
+              <w:iCs w:val="0"/>
+              <w:smallCaps w:val="0"/>
+              <w:strike w:val="0"/>
               <w:color w:val="000000"/>
               <w:u w:val="none"/>
+              <w:shd w:fill="auto" w:val="clear"/>
+              <w:vertAlign w:val="baseline"/>
             </w:rPr>
           </w:pPr>
           <w:hyperlink w:anchor="_vyhbfp4t666x">
             <w:r>
               <w:rPr>
+                <w:rFonts w:ascii="Verdana" w:cs="Verdana" w:eastAsia="Verdana" w:hAnsi="Verdana"/>
                 <w:b w:val="1"/>
                 <w:bCs w:val="1"/>
+                <w:i w:val="0"/>
+                <w:iCs w:val="0"/>
+                <w:smallCaps w:val="0"/>
+                <w:strike w:val="0"/>
                 <w:color w:val="000000"/>
                 <w:u w:val="none"/>
+                <w:shd w:fill="auto" w:val="clear"/>
+                <w:vertAlign w:val="baseline"/>
                 <w:rtl w:val="0"/>
               </w:rPr>
-              <w:t xml:space="preserve">2. Entrega “Caso práctico 1”</w:t>
+              <w:t xml:space="preserve">2. Entrega “Caso práctico 1” (Solo se entrega un caso práctico)</w:t>
+              <w:tab/>
+              <w:t xml:space="preserve">3</w:t>
+            </w:r>
+          </w:hyperlink>
+          <w:r>
+            <w:rPr>
+              <w:rtl w:val="0"/>
+            </w:rPr>
+          </w:r>
+        </w:p>
+        <w:p>
+          <w:pPr>
+            <w:tabs>
+              <w:tab w:val="right" w:leader="none" w:pos="12000"/>
+            </w:tabs>
+            <w:spacing w:after="0" w:before="60" w:lineRule="auto"/>
+            <w:jc w:val="left"/>
+            <w:rPr>
+              <w:rFonts w:ascii="Verdana" w:cs="Verdana" w:eastAsia="Verdana" w:hAnsi="Verdana"/>
+              <w:b w:val="1"/>
+              <w:bCs w:val="1"/>
+              <w:i w:val="0"/>
+              <w:iCs w:val="0"/>
+              <w:smallCaps w:val="0"/>
+              <w:strike w:val="0"/>
+              <w:color w:val="000000"/>
+              <w:u w:val="none"/>
+              <w:shd w:fill="auto" w:val="clear"/>
+              <w:vertAlign w:val="baseline"/>
+            </w:rPr>
+          </w:pPr>
+          <w:hyperlink w:anchor="_eakjyaz3pj5t">
+            <w:r>
+              <w:rPr>
+                <w:rFonts w:ascii="Verdana" w:cs="Verdana" w:eastAsia="Verdana" w:hAnsi="Verdana"/>
+                <w:b w:val="1"/>
+                <w:bCs w:val="1"/>
+                <w:i w:val="0"/>
+                <w:iCs w:val="0"/>
+                <w:smallCaps w:val="0"/>
+                <w:strike w:val="0"/>
+                <w:color w:val="000000"/>
+                <w:u w:val="none"/>
+                <w:shd w:fill="auto" w:val="clear"/>
+                <w:vertAlign w:val="baseline"/>
+                <w:rtl w:val="0"/>
+              </w:rPr>
+              <w:t xml:space="preserve">3. Entrega “Caso práctico 2” (Solo se entrega un caso práctico)</w:t>
               <w:tab/>
               <w:t xml:space="preserve">3</w:t>
             </w:r>
@@ -1147,7 +1223,7 @@
           <w:u w:val="single"/>
           <w:rtl w:val="0"/>
         </w:rPr>
-        <w:t xml:space="preserve">donde demuestres la realización de uno de los dos casos prácticos</w:t>
+        <w:t xml:space="preserve">donde demuestres la realización de SOLO UNO de los dos casos prácticos</w:t>
       </w:r>
       <w:r>
         <w:rPr>
